--- a/docs/报告/详细设计-可视化模块-C-戴燕岚.docx
+++ b/docs/报告/详细设计-可视化模块-C-戴燕岚.docx
@@ -2355,8 +2355,6 @@
           </wp:inline>
         </w:drawing>
       </w:r>
-      <w:bookmarkStart w:id="0" w:name="_GoBack"/>
-      <w:bookmarkEnd w:id="0"/>
     </w:p>
     <w:p>
       <w:pPr>
@@ -5272,92 +5270,14 @@
       </w:pPr>
       <w:r>
         <w:rPr>
-          <w:rFonts w:ascii="宋体" w:hAnsi="宋体" w:cs="Times New Roman"/>
-          <w:kern w:val="0"/>
-          <w14:ligatures w14:val="none"/>
-        </w:rPr>
-        <w:t>此外，</w:t>
-      </w:r>
-      <w:r>
-        <w:rPr>
-          <w:rFonts w:cs="Times New Roman"/>
-          <w:kern w:val="0"/>
-          <w14:ligatures w14:val="none"/>
-        </w:rPr>
-        <w:t xml:space="preserve">ImageExporter </w:t>
-      </w:r>
-      <w:r>
-        <w:rPr>
-          <w:rFonts w:ascii="宋体" w:hAnsi="宋体" w:cs="Times New Roman"/>
-          <w:kern w:val="0"/>
-          <w14:ligatures w14:val="none"/>
-        </w:rPr>
-        <w:t xml:space="preserve">封装了导出流程，自动生成 </w:t>
-      </w:r>
-      <w:r>
-        <w:rPr>
-          <w:rFonts w:cs="Times New Roman"/>
-          <w:kern w:val="0"/>
-          <w14:ligatures w14:val="none"/>
-        </w:rPr>
-        <w:t>graph_</w:t>
-      </w:r>
-      <w:r>
-        <w:rPr>
-          <w:rFonts w:ascii="宋体" w:hAnsi="宋体" w:cs="Times New Roman"/>
-          <w:kern w:val="0"/>
-          <w14:ligatures w14:val="none"/>
-        </w:rPr>
-        <w:t>年月日</w:t>
-      </w:r>
-      <w:r>
-        <w:rPr>
-          <w:rFonts w:cs="Times New Roman"/>
-          <w:kern w:val="0"/>
-          <w14:ligatures w14:val="none"/>
-        </w:rPr>
-        <w:t>_</w:t>
-      </w:r>
-      <w:r>
-        <w:rPr>
-          <w:rFonts w:ascii="宋体" w:hAnsi="宋体" w:cs="Times New Roman"/>
-          <w:kern w:val="0"/>
-          <w14:ligatures w14:val="none"/>
-        </w:rPr>
-        <w:t>时分秒</w:t>
-      </w:r>
-      <w:r>
-        <w:rPr>
-          <w:rFonts w:cs="Times New Roman"/>
-          <w:kern w:val="0"/>
-          <w14:ligatures w14:val="none"/>
-        </w:rPr>
-        <w:t xml:space="preserve">.png </w:t>
-      </w:r>
-      <w:r>
-        <w:rPr>
-          <w:rFonts w:ascii="宋体" w:hAnsi="宋体" w:cs="Times New Roman"/>
-          <w:kern w:val="0"/>
-          <w14:ligatures w14:val="none"/>
-        </w:rPr>
-        <w:t xml:space="preserve">格式的文件名；同一秒内重复导出时自动加序号（如 </w:t>
-      </w:r>
-      <w:r>
-        <w:rPr>
-          <w:rFonts w:cs="Times New Roman"/>
-          <w:kern w:val="0"/>
-          <w14:ligatures w14:val="none"/>
-        </w:rPr>
-        <w:t>graph_20260923_153045_1.png</w:t>
-      </w:r>
-      <w:r>
-        <w:rPr>
-          <w:rFonts w:ascii="宋体" w:hAnsi="宋体" w:cs="Times New Roman"/>
-          <w:kern w:val="0"/>
-          <w14:ligatures w14:val="none"/>
-        </w:rPr>
-        <w:t>），避免文件覆盖；导出失败时给出中文错误提示。</w:t>
-      </w:r>
+          <w:rFonts w:hint="eastAsia" w:ascii="宋体" w:hAnsi="宋体" w:cs="Times New Roman"/>
+          <w:kern w:val="0"/>
+          <w14:ligatures w14:val="none"/>
+        </w:rPr>
+        <w:t>此外，ImageExporter 封装了导出流程，弹出目录选择框，由用户指定保存路径和文件名，默认文件名为 graph.png；导出成功时弹出中文提示，导出失败时给出中文错误提示。</w:t>
+      </w:r>
+      <w:bookmarkStart w:id="0" w:name="_GoBack"/>
+      <w:bookmarkEnd w:id="0"/>
     </w:p>
     <w:p>
       <w:pPr>
@@ -6455,7 +6375,7 @@
     <w:lsdException w:qFormat="1" w:unhideWhenUsed="0" w:uiPriority="10" w:semiHidden="0" w:name="Title"/>
     <w:lsdException w:uiPriority="99" w:name="Closing"/>
     <w:lsdException w:uiPriority="99" w:name="Signature"/>
-    <w:lsdException w:uiPriority="1" w:name="Default Paragraph Font"/>
+    <w:lsdException w:qFormat="1" w:uiPriority="1" w:name="Default Paragraph Font"/>
     <w:lsdException w:uiPriority="99" w:name="Body Text"/>
     <w:lsdException w:uiPriority="99" w:name="Body Text Indent"/>
     <w:lsdException w:uiPriority="99" w:name="List Continue"/>
@@ -6875,6 +6795,7 @@
     <w:name w:val="Default Paragraph Font"/>
     <w:semiHidden/>
     <w:unhideWhenUsed/>
+    <w:qFormat/>
     <w:uiPriority w:val="1"/>
   </w:style>
   <w:style w:type="table" w:default="1" w:styleId="13">
